--- a/java-thesis-checker/src/test/resources/Test(LineSpacing).docx
+++ b/java-thesis-checker/src/test/resources/Test(LineSpacing).docx
@@ -4,41 +4,183 @@
   <w:body>
     <w:p>
       <w:pPr>
-        <w:rPr>
-          <w:lang w:val="uk-UA"/>
+        <w:jc w:val="both"/>
+        <w:rPr>
+          <w:rFonts w:ascii="Times New Roman" w:hAnsi="Times New Roman" w:cs="Times New Roman"/>
+          <w:lang w:val="ru-RU"/>
         </w:rPr>
       </w:pPr>
       <w:r>
         <w:rPr>
-          <w:lang w:val="uk-UA"/>
-        </w:rPr>
-        <w:t>Звичайний текст не змінений міжрядковий інтервал</w:t>
+          <w:rFonts w:ascii="Times New Roman" w:hAnsi="Times New Roman" w:cs="Times New Roman"/>
+          <w:lang w:val="uk-UA"/>
+        </w:rPr>
+        <w:t>Звичайний текст, міжрядковий інтервал не змінено</w:t>
+      </w:r>
+      <w:r>
+        <w:rPr>
+          <w:rFonts w:ascii="Times New Roman" w:hAnsi="Times New Roman" w:cs="Times New Roman"/>
+          <w:lang w:val="ru-RU"/>
+        </w:rPr>
+        <w:t xml:space="preserve"> (</w:t>
+      </w:r>
+      <w:r>
+        <w:rPr>
+          <w:rFonts w:ascii="Times New Roman" w:hAnsi="Times New Roman" w:cs="Times New Roman"/>
+          <w:lang w:val="uk-UA"/>
+        </w:rPr>
+        <w:t>тут трохи більше ніж 1</w:t>
+      </w:r>
+      <w:r>
+        <w:rPr>
+          <w:rFonts w:ascii="Times New Roman" w:hAnsi="Times New Roman" w:cs="Times New Roman"/>
+          <w:lang w:val="uk-UA"/>
+        </w:rPr>
+        <w:t>,</w:t>
+      </w:r>
+      <w:r>
+        <w:rPr>
+          <w:rFonts w:ascii="Times New Roman" w:hAnsi="Times New Roman" w:cs="Times New Roman"/>
+          <w:lang w:val="uk-UA"/>
+        </w:rPr>
+        <w:t>0</w:t>
+      </w:r>
+      <w:r>
+        <w:rPr>
+          <w:rFonts w:ascii="Times New Roman" w:hAnsi="Times New Roman" w:cs="Times New Roman"/>
+          <w:lang w:val="uk-UA"/>
+        </w:rPr>
+        <w:t xml:space="preserve"> в налаштуваннях абзацу автоматом стоїть 1</w:t>
+      </w:r>
+      <w:r>
+        <w:rPr>
+          <w:rFonts w:ascii="Times New Roman" w:hAnsi="Times New Roman" w:cs="Times New Roman"/>
+          <w:lang w:val="uk-UA"/>
+        </w:rPr>
+        <w:t>,</w:t>
+      </w:r>
+      <w:r>
+        <w:rPr>
+          <w:rFonts w:ascii="Times New Roman" w:hAnsi="Times New Roman" w:cs="Times New Roman"/>
+          <w:lang w:val="uk-UA"/>
+        </w:rPr>
+        <w:t>16</w:t>
+      </w:r>
+      <w:r>
+        <w:rPr>
+          <w:rFonts w:ascii="Times New Roman" w:hAnsi="Times New Roman" w:cs="Times New Roman"/>
+          <w:lang w:val="ru-RU"/>
+        </w:rPr>
+        <w:t>)</w:t>
       </w:r>
     </w:p>
     <w:p>
       <w:pPr>
-        <w:rPr>
+        <w:spacing w:line="240" w:lineRule="auto"/>
+        <w:jc w:val="both"/>
+        <w:rPr>
+          <w:rFonts w:ascii="Times New Roman" w:hAnsi="Times New Roman" w:cs="Times New Roman"/>
           <w:lang w:val="uk-UA"/>
         </w:rPr>
       </w:pPr>
       <w:r>
         <w:rPr>
-          <w:lang w:val="uk-UA"/>
-        </w:rPr>
-        <w:t>Міжрядковий інтервал змінено через верхню панель</w:t>
+          <w:rFonts w:ascii="Times New Roman" w:hAnsi="Times New Roman" w:cs="Times New Roman"/>
+          <w:lang w:val="uk-UA"/>
+        </w:rPr>
+        <w:t>Текст, міжрядковий інтервал виставлено 1</w:t>
+      </w:r>
+      <w:r>
+        <w:rPr>
+          <w:rFonts w:ascii="Times New Roman" w:hAnsi="Times New Roman" w:cs="Times New Roman"/>
+          <w:lang w:val="uk-UA"/>
+        </w:rPr>
+        <w:t>,</w:t>
+      </w:r>
+      <w:r>
+        <w:rPr>
+          <w:rFonts w:ascii="Times New Roman" w:hAnsi="Times New Roman" w:cs="Times New Roman"/>
+          <w:lang w:val="uk-UA"/>
+        </w:rPr>
+        <w:t>0 через верхню панель</w:t>
       </w:r>
     </w:p>
     <w:p>
       <w:pPr>
-        <w:rPr>
-          <w:lang w:val="en-US"/>
+        <w:spacing w:line="360" w:lineRule="auto"/>
+        <w:jc w:val="both"/>
+        <w:rPr>
+          <w:rFonts w:ascii="Times New Roman" w:hAnsi="Times New Roman" w:cs="Times New Roman"/>
+          <w:lang w:val="uk-UA"/>
         </w:rPr>
       </w:pPr>
       <w:r>
         <w:rPr>
-          <w:lang w:val="uk-UA"/>
-        </w:rPr>
-        <w:t>Міжрядковий інтервал заданий через стилі</w:t>
+          <w:rFonts w:ascii="Times New Roman" w:hAnsi="Times New Roman" w:cs="Times New Roman"/>
+          <w:lang w:val="uk-UA"/>
+        </w:rPr>
+        <w:t>Текст, міжрядковий інтервал виставлено 1</w:t>
+      </w:r>
+      <w:r>
+        <w:rPr>
+          <w:rFonts w:ascii="Times New Roman" w:hAnsi="Times New Roman" w:cs="Times New Roman"/>
+          <w:lang w:val="uk-UA"/>
+        </w:rPr>
+        <w:t>,</w:t>
+      </w:r>
+      <w:r>
+        <w:rPr>
+          <w:rFonts w:ascii="Times New Roman" w:hAnsi="Times New Roman" w:cs="Times New Roman"/>
+          <w:lang w:val="uk-UA"/>
+        </w:rPr>
+        <w:t>5 через верхню панель</w:t>
+      </w:r>
+    </w:p>
+    <w:p>
+      <w:pPr>
+        <w:pStyle w:val="ac"/>
+        <w:rPr>
+          <w:lang w:val="uk-UA"/>
+        </w:rPr>
+      </w:pPr>
+      <w:r>
+        <w:rPr>
+          <w:lang w:val="uk-UA"/>
+        </w:rPr>
+        <w:t>Текст, міжрядковий інтервал 2</w:t>
+      </w:r>
+      <w:r>
+        <w:rPr>
+          <w:lang w:val="uk-UA"/>
+        </w:rPr>
+        <w:t>,</w:t>
+      </w:r>
+      <w:r>
+        <w:rPr>
+          <w:lang w:val="uk-UA"/>
+        </w:rPr>
+        <w:t>0 виставлено через стилі</w:t>
+      </w:r>
+    </w:p>
+    <w:p>
+      <w:pPr>
+        <w:pStyle w:val="ac"/>
+        <w:spacing w:line="300" w:lineRule="exact"/>
+        <w:rPr>
+          <w:lang w:val="uk-UA"/>
+        </w:rPr>
+      </w:pPr>
+      <w:r>
+        <w:rPr>
+          <w:lang w:val="uk-UA"/>
+        </w:rPr>
+        <w:t>Міжрядковий інтервал виставлено через абзац</w:t>
+      </w:r>
+      <w:r>
+        <w:rPr>
+          <w:lang w:val="uk-UA"/>
+        </w:rPr>
+        <w:t xml:space="preserve"> (15 пт)</w:t>
       </w:r>
     </w:p>
     <w:sectPr>
@@ -451,10 +593,6 @@
   <w:style w:type="paragraph" w:default="1" w:styleId="a">
     <w:name w:val="Normal"/>
     <w:qFormat/>
-    <w:rsid w:val="00815F3A"/>
-    <w:pPr>
-      <w:spacing w:line="360" w:lineRule="auto"/>
-    </w:pPr>
   </w:style>
   <w:style w:type="paragraph" w:styleId="1">
     <w:name w:val="heading 1"/>
@@ -463,7 +601,7 @@
     <w:link w:val="10"/>
     <w:uiPriority w:val="9"/>
     <w:qFormat/>
-    <w:rsid w:val="00815F3A"/>
+    <w:rsid w:val="00EC09A1"/>
     <w:pPr>
       <w:keepNext/>
       <w:keepLines/>
@@ -486,7 +624,7 @@
     <w:semiHidden/>
     <w:unhideWhenUsed/>
     <w:qFormat/>
-    <w:rsid w:val="00815F3A"/>
+    <w:rsid w:val="00EC09A1"/>
     <w:pPr>
       <w:keepNext/>
       <w:keepLines/>
@@ -509,7 +647,7 @@
     <w:semiHidden/>
     <w:unhideWhenUsed/>
     <w:qFormat/>
-    <w:rsid w:val="00815F3A"/>
+    <w:rsid w:val="00EC09A1"/>
     <w:pPr>
       <w:keepNext/>
       <w:keepLines/>
@@ -532,7 +670,7 @@
     <w:semiHidden/>
     <w:unhideWhenUsed/>
     <w:qFormat/>
-    <w:rsid w:val="00815F3A"/>
+    <w:rsid w:val="00EC09A1"/>
     <w:pPr>
       <w:keepNext/>
       <w:keepLines/>
@@ -555,7 +693,7 @@
     <w:semiHidden/>
     <w:unhideWhenUsed/>
     <w:qFormat/>
-    <w:rsid w:val="00815F3A"/>
+    <w:rsid w:val="00EC09A1"/>
     <w:pPr>
       <w:keepNext/>
       <w:keepLines/>
@@ -576,7 +714,7 @@
     <w:semiHidden/>
     <w:unhideWhenUsed/>
     <w:qFormat/>
-    <w:rsid w:val="00815F3A"/>
+    <w:rsid w:val="00EC09A1"/>
     <w:pPr>
       <w:keepNext/>
       <w:keepLines/>
@@ -599,7 +737,7 @@
     <w:semiHidden/>
     <w:unhideWhenUsed/>
     <w:qFormat/>
-    <w:rsid w:val="00815F3A"/>
+    <w:rsid w:val="00EC09A1"/>
     <w:pPr>
       <w:keepNext/>
       <w:keepLines/>
@@ -620,7 +758,7 @@
     <w:semiHidden/>
     <w:unhideWhenUsed/>
     <w:qFormat/>
-    <w:rsid w:val="00815F3A"/>
+    <w:rsid w:val="00EC09A1"/>
     <w:pPr>
       <w:keepNext/>
       <w:keepLines/>
@@ -643,7 +781,7 @@
     <w:semiHidden/>
     <w:unhideWhenUsed/>
     <w:qFormat/>
-    <w:rsid w:val="00815F3A"/>
+    <w:rsid w:val="00EC09A1"/>
     <w:pPr>
       <w:keepNext/>
       <w:keepLines/>
@@ -687,7 +825,7 @@
     <w:basedOn w:val="a0"/>
     <w:link w:val="1"/>
     <w:uiPriority w:val="9"/>
-    <w:rsid w:val="00815F3A"/>
+    <w:rsid w:val="00EC09A1"/>
     <w:rPr>
       <w:rFonts w:asciiTheme="majorHAnsi" w:eastAsiaTheme="majorEastAsia" w:hAnsiTheme="majorHAnsi" w:cstheme="majorBidi"/>
       <w:color w:val="0F4761" w:themeColor="accent1" w:themeShade="BF"/>
@@ -701,7 +839,7 @@
     <w:link w:val="2"/>
     <w:uiPriority w:val="9"/>
     <w:semiHidden/>
-    <w:rsid w:val="00815F3A"/>
+    <w:rsid w:val="00EC09A1"/>
     <w:rPr>
       <w:rFonts w:asciiTheme="majorHAnsi" w:eastAsiaTheme="majorEastAsia" w:hAnsiTheme="majorHAnsi" w:cstheme="majorBidi"/>
       <w:color w:val="0F4761" w:themeColor="accent1" w:themeShade="BF"/>
@@ -715,7 +853,7 @@
     <w:link w:val="3"/>
     <w:uiPriority w:val="9"/>
     <w:semiHidden/>
-    <w:rsid w:val="00815F3A"/>
+    <w:rsid w:val="00EC09A1"/>
     <w:rPr>
       <w:rFonts w:eastAsiaTheme="majorEastAsia" w:cstheme="majorBidi"/>
       <w:color w:val="0F4761" w:themeColor="accent1" w:themeShade="BF"/>
@@ -729,7 +867,7 @@
     <w:link w:val="4"/>
     <w:uiPriority w:val="9"/>
     <w:semiHidden/>
-    <w:rsid w:val="00815F3A"/>
+    <w:rsid w:val="00EC09A1"/>
     <w:rPr>
       <w:rFonts w:eastAsiaTheme="majorEastAsia" w:cstheme="majorBidi"/>
       <w:i/>
@@ -743,7 +881,7 @@
     <w:link w:val="5"/>
     <w:uiPriority w:val="9"/>
     <w:semiHidden/>
-    <w:rsid w:val="00815F3A"/>
+    <w:rsid w:val="00EC09A1"/>
     <w:rPr>
       <w:rFonts w:eastAsiaTheme="majorEastAsia" w:cstheme="majorBidi"/>
       <w:color w:val="0F4761" w:themeColor="accent1" w:themeShade="BF"/>
@@ -755,7 +893,7 @@
     <w:link w:val="6"/>
     <w:uiPriority w:val="9"/>
     <w:semiHidden/>
-    <w:rsid w:val="00815F3A"/>
+    <w:rsid w:val="00EC09A1"/>
     <w:rPr>
       <w:rFonts w:eastAsiaTheme="majorEastAsia" w:cstheme="majorBidi"/>
       <w:i/>
@@ -769,7 +907,7 @@
     <w:link w:val="7"/>
     <w:uiPriority w:val="9"/>
     <w:semiHidden/>
-    <w:rsid w:val="00815F3A"/>
+    <w:rsid w:val="00EC09A1"/>
     <w:rPr>
       <w:rFonts w:eastAsiaTheme="majorEastAsia" w:cstheme="majorBidi"/>
       <w:color w:val="595959" w:themeColor="text1" w:themeTint="A6"/>
@@ -781,7 +919,7 @@
     <w:link w:val="8"/>
     <w:uiPriority w:val="9"/>
     <w:semiHidden/>
-    <w:rsid w:val="00815F3A"/>
+    <w:rsid w:val="00EC09A1"/>
     <w:rPr>
       <w:rFonts w:eastAsiaTheme="majorEastAsia" w:cstheme="majorBidi"/>
       <w:i/>
@@ -795,7 +933,7 @@
     <w:link w:val="9"/>
     <w:uiPriority w:val="9"/>
     <w:semiHidden/>
-    <w:rsid w:val="00815F3A"/>
+    <w:rsid w:val="00EC09A1"/>
     <w:rPr>
       <w:rFonts w:eastAsiaTheme="majorEastAsia" w:cstheme="majorBidi"/>
       <w:color w:val="272727" w:themeColor="text1" w:themeTint="D8"/>
@@ -808,7 +946,7 @@
     <w:link w:val="a4"/>
     <w:uiPriority w:val="10"/>
     <w:qFormat/>
-    <w:rsid w:val="00815F3A"/>
+    <w:rsid w:val="00EC09A1"/>
     <w:pPr>
       <w:spacing w:after="80" w:line="240" w:lineRule="auto"/>
       <w:contextualSpacing/>
@@ -826,7 +964,7 @@
     <w:basedOn w:val="a0"/>
     <w:link w:val="a3"/>
     <w:uiPriority w:val="10"/>
-    <w:rsid w:val="00815F3A"/>
+    <w:rsid w:val="00EC09A1"/>
     <w:rPr>
       <w:rFonts w:asciiTheme="majorHAnsi" w:eastAsiaTheme="majorEastAsia" w:hAnsiTheme="majorHAnsi" w:cstheme="majorBidi"/>
       <w:spacing w:val="-10"/>
@@ -842,7 +980,7 @@
     <w:link w:val="a6"/>
     <w:uiPriority w:val="11"/>
     <w:qFormat/>
-    <w:rsid w:val="00815F3A"/>
+    <w:rsid w:val="00EC09A1"/>
     <w:pPr>
       <w:numPr>
         <w:ilvl w:val="1"/>
@@ -861,7 +999,7 @@
     <w:basedOn w:val="a0"/>
     <w:link w:val="a5"/>
     <w:uiPriority w:val="11"/>
-    <w:rsid w:val="00815F3A"/>
+    <w:rsid w:val="00EC09A1"/>
     <w:rPr>
       <w:rFonts w:eastAsiaTheme="majorEastAsia" w:cstheme="majorBidi"/>
       <w:color w:val="595959" w:themeColor="text1" w:themeTint="A6"/>
@@ -877,7 +1015,7 @@
     <w:link w:val="22"/>
     <w:uiPriority w:val="29"/>
     <w:qFormat/>
-    <w:rsid w:val="00815F3A"/>
+    <w:rsid w:val="00EC09A1"/>
     <w:pPr>
       <w:spacing w:before="160"/>
       <w:jc w:val="center"/>
@@ -893,7 +1031,7 @@
     <w:basedOn w:val="a0"/>
     <w:link w:val="21"/>
     <w:uiPriority w:val="29"/>
-    <w:rsid w:val="00815F3A"/>
+    <w:rsid w:val="00EC09A1"/>
     <w:rPr>
       <w:i/>
       <w:iCs/>
@@ -905,7 +1043,7 @@
     <w:basedOn w:val="a"/>
     <w:uiPriority w:val="34"/>
     <w:qFormat/>
-    <w:rsid w:val="00815F3A"/>
+    <w:rsid w:val="00EC09A1"/>
     <w:pPr>
       <w:ind w:left="720"/>
       <w:contextualSpacing/>
@@ -916,7 +1054,7 @@
     <w:basedOn w:val="a0"/>
     <w:uiPriority w:val="21"/>
     <w:qFormat/>
-    <w:rsid w:val="00815F3A"/>
+    <w:rsid w:val="00EC09A1"/>
     <w:rPr>
       <w:i/>
       <w:iCs/>
@@ -930,7 +1068,7 @@
     <w:link w:val="aa"/>
     <w:uiPriority w:val="30"/>
     <w:qFormat/>
-    <w:rsid w:val="00815F3A"/>
+    <w:rsid w:val="00EC09A1"/>
     <w:pPr>
       <w:pBdr>
         <w:top w:val="single" w:sz="4" w:space="10" w:color="0F4761" w:themeColor="accent1" w:themeShade="BF"/>
@@ -951,7 +1089,7 @@
     <w:basedOn w:val="a0"/>
     <w:link w:val="a9"/>
     <w:uiPriority w:val="30"/>
-    <w:rsid w:val="00815F3A"/>
+    <w:rsid w:val="00EC09A1"/>
     <w:rPr>
       <w:i/>
       <w:iCs/>
@@ -963,7 +1101,7 @@
     <w:basedOn w:val="a0"/>
     <w:uiPriority w:val="32"/>
     <w:qFormat/>
-    <w:rsid w:val="00815F3A"/>
+    <w:rsid w:val="00EC09A1"/>
     <w:rPr>
       <w:b/>
       <w:bCs/>
@@ -971,6 +1109,16 @@
       <w:color w:val="0F4761" w:themeColor="accent1" w:themeShade="BF"/>
       <w:spacing w:val="5"/>
     </w:rPr>
+  </w:style>
+  <w:style w:type="paragraph" w:styleId="ac">
+    <w:name w:val="No Spacing"/>
+    <w:aliases w:val="Мій стиль з інтервалом"/>
+    <w:uiPriority w:val="1"/>
+    <w:qFormat/>
+    <w:rsid w:val="00EC09A1"/>
+    <w:pPr>
+      <w:spacing w:after="0" w:line="480" w:lineRule="auto"/>
+    </w:pPr>
   </w:style>
 </w:styles>
 </file>
